--- a/cursos/unicesumar/engenharia-de-software/materias/engenharia-de-software/atividades/mapa/mapa.docx
+++ b/cursos/unicesumar/engenharia-de-software/materias/engenharia-de-software/atividades/mapa/mapa.docx
@@ -155,15 +155,6 @@
               </w:rPr>
               <w:t>R.A.</w:t>
             </w:r>
-            <w:r>
-              <w:rPr>
-                <w:rFonts w:ascii="Times New Roman" w:hAnsi="Times New Roman"/>
-                <w:b/>
-                <w:sz w:val="24"/>
-                <w:szCs w:val="24"/>
-              </w:rPr>
-              <w:t xml:space="preserve"> </w:t>
-            </w:r>
           </w:p>
         </w:tc>
       </w:tr>
@@ -697,19 +688,6 @@
     <w:p>
       <w:pPr>
         <w:spacing w:line="360" w:lineRule="auto"/>
-        <w:jc w:val="center"/>
-        <w:rPr>
-          <w:rFonts w:ascii="Times New Roman" w:hAnsi="Times New Roman"/>
-          <w:b/>
-          <w:color w:val="366091"/>
-          <w:sz w:val="24"/>
-          <w:szCs w:val="24"/>
-        </w:rPr>
-      </w:pPr>
-    </w:p>
-    <w:p>
-      <w:pPr>
-        <w:spacing w:line="360" w:lineRule="auto"/>
         <w:jc w:val="both"/>
         <w:rPr>
           <w:rFonts w:ascii="Times New Roman" w:hAnsi="Times New Roman"/>
@@ -753,6 +731,7 @@
                 <w:sz w:val="24"/>
                 <w:szCs w:val="24"/>
               </w:rPr>
+              <w:lastRenderedPageBreak/>
               <w:t>Elemento do Scrum</w:t>
             </w:r>
           </w:p>
@@ -801,16 +780,15 @@
                 <w:szCs w:val="24"/>
               </w:rPr>
             </w:pPr>
-            <w:proofErr w:type="spellStart"/>
-            <w:r>
-              <w:rPr>
-                <w:rFonts w:ascii="Times New Roman" w:hAnsi="Times New Roman"/>
-                <w:sz w:val="24"/>
-                <w:szCs w:val="24"/>
+            <w:r>
+              <w:rPr>
+                <w:rFonts w:ascii="Times New Roman" w:hAnsi="Times New Roman"/>
+                <w:sz w:val="24"/>
+                <w:szCs w:val="24"/>
+                <w:lang w:val="en-US"/>
               </w:rPr>
               <w:t>Product</w:t>
             </w:r>
-            <w:proofErr w:type="spellEnd"/>
             <w:r>
               <w:rPr>
                 <w:rFonts w:ascii="Times New Roman" w:hAnsi="Times New Roman"/>
@@ -819,16 +797,15 @@
               </w:rPr>
               <w:t xml:space="preserve"> </w:t>
             </w:r>
-            <w:proofErr w:type="spellStart"/>
-            <w:r>
-              <w:rPr>
-                <w:rFonts w:ascii="Times New Roman" w:hAnsi="Times New Roman"/>
-                <w:sz w:val="24"/>
-                <w:szCs w:val="24"/>
+            <w:r>
+              <w:rPr>
+                <w:rFonts w:ascii="Times New Roman" w:hAnsi="Times New Roman"/>
+                <w:sz w:val="24"/>
+                <w:szCs w:val="24"/>
+                <w:lang w:val="en-US"/>
               </w:rPr>
               <w:t>Owner</w:t>
             </w:r>
-            <w:proofErr w:type="spellEnd"/>
           </w:p>
         </w:tc>
         <w:tc>
@@ -845,6 +822,30 @@
                 <w:szCs w:val="24"/>
               </w:rPr>
             </w:pPr>
+            <w:r>
+              <w:rPr>
+                <w:rFonts w:ascii="Times New Roman" w:hAnsi="Times New Roman"/>
+                <w:sz w:val="24"/>
+                <w:szCs w:val="24"/>
+              </w:rPr>
+              <w:t xml:space="preserve">Representa </w:t>
+            </w:r>
+            <w:r>
+              <w:rPr>
+                <w:rFonts w:ascii="Times New Roman" w:hAnsi="Times New Roman"/>
+                <w:sz w:val="24"/>
+                <w:szCs w:val="24"/>
+              </w:rPr>
+              <w:t>os interesses do negócio e dos usuários do Conecta Saúde, sendo responsável por priorizar as funcionalidades do aplicativo (cadastro, agendamento, notificações, avaliações)</w:t>
+            </w:r>
+            <w:r>
+              <w:rPr>
+                <w:rFonts w:ascii="Times New Roman" w:hAnsi="Times New Roman"/>
+                <w:sz w:val="24"/>
+                <w:szCs w:val="24"/>
+              </w:rPr>
+              <w:t xml:space="preserve"> no Backlog do Produto.</w:t>
+            </w:r>
           </w:p>
         </w:tc>
       </w:tr>
@@ -887,6 +888,22 @@
                 <w:szCs w:val="24"/>
               </w:rPr>
             </w:pPr>
+            <w:r>
+              <w:rPr>
+                <w:rFonts w:ascii="Times New Roman" w:hAnsi="Times New Roman"/>
+                <w:sz w:val="24"/>
+                <w:szCs w:val="24"/>
+              </w:rPr>
+              <w:t xml:space="preserve">Atua como facilitador da equipe, garantindo a aplicação dos valores </w:t>
+            </w:r>
+            <w:r>
+              <w:rPr>
+                <w:rFonts w:ascii="Times New Roman" w:hAnsi="Times New Roman"/>
+                <w:sz w:val="24"/>
+                <w:szCs w:val="24"/>
+              </w:rPr>
+              <w:t>e práticas do Scrum, além de remover impedimentos que possam atrasar as entregas do aplicativo.</w:t>
+            </w:r>
           </w:p>
         </w:tc>
       </w:tr>
@@ -929,6 +946,30 @@
                 <w:szCs w:val="24"/>
               </w:rPr>
             </w:pPr>
+            <w:r>
+              <w:rPr>
+                <w:rFonts w:ascii="Times New Roman" w:hAnsi="Times New Roman"/>
+                <w:sz w:val="24"/>
+                <w:szCs w:val="24"/>
+              </w:rPr>
+              <w:t>Equipe</w:t>
+            </w:r>
+            <w:r>
+              <w:rPr>
+                <w:rFonts w:ascii="Times New Roman" w:hAnsi="Times New Roman"/>
+                <w:sz w:val="24"/>
+                <w:szCs w:val="24"/>
+              </w:rPr>
+              <w:t xml:space="preserve"> </w:t>
+            </w:r>
+            <w:r>
+              <w:rPr>
+                <w:rFonts w:ascii="Times New Roman" w:hAnsi="Times New Roman"/>
+                <w:sz w:val="24"/>
+                <w:szCs w:val="24"/>
+              </w:rPr>
+              <w:t>multidisciplinar (desenvolvedores, designers, especialistas em testes) responsável por construir e entregar o incremento funcional do aplicativo a cada Sprint.</w:t>
+            </w:r>
           </w:p>
         </w:tc>
       </w:tr>
@@ -971,6 +1012,22 @@
                 <w:szCs w:val="24"/>
               </w:rPr>
             </w:pPr>
+            <w:r>
+              <w:rPr>
+                <w:rFonts w:ascii="Times New Roman" w:hAnsi="Times New Roman"/>
+                <w:sz w:val="24"/>
+                <w:szCs w:val="24"/>
+              </w:rPr>
+              <w:t>Lista ordenada de todos os requisitos e funcionalidades planejadas para o Conecta Saúde, como cadastro de pacientes, busca por especialidade, agendamento</w:t>
+            </w:r>
+            <w:r>
+              <w:rPr>
+                <w:rFonts w:ascii="Times New Roman" w:hAnsi="Times New Roman"/>
+                <w:sz w:val="24"/>
+                <w:szCs w:val="24"/>
+              </w:rPr>
+              <w:t>, notificações e avaliações.</w:t>
+            </w:r>
           </w:p>
         </w:tc>
       </w:tr>
@@ -1013,6 +1070,14 @@
                 <w:szCs w:val="24"/>
               </w:rPr>
             </w:pPr>
+            <w:r>
+              <w:rPr>
+                <w:rFonts w:ascii="Times New Roman" w:hAnsi="Times New Roman"/>
+                <w:sz w:val="24"/>
+                <w:szCs w:val="24"/>
+              </w:rPr>
+              <w:t>Conjunto de itens selecionados do Backlog do Produto que o time se compromete a realizar especificamente durante as 2 semanas da primeira Sprint.</w:t>
+            </w:r>
           </w:p>
         </w:tc>
       </w:tr>
@@ -1055,6 +1120,38 @@
                 <w:szCs w:val="24"/>
               </w:rPr>
             </w:pPr>
+            <w:r>
+              <w:rPr>
+                <w:rFonts w:ascii="Times New Roman" w:hAnsi="Times New Roman"/>
+                <w:sz w:val="24"/>
+                <w:szCs w:val="24"/>
+              </w:rPr>
+              <w:t xml:space="preserve">Ciclo </w:t>
+            </w:r>
+            <w:r>
+              <w:rPr>
+                <w:rFonts w:ascii="Times New Roman" w:hAnsi="Times New Roman"/>
+                <w:sz w:val="24"/>
+                <w:szCs w:val="24"/>
+              </w:rPr>
+              <w:t>de trabalho com duração fixa de 2 semanas</w:t>
+            </w:r>
+            <w:r>
+              <w:rPr>
+                <w:rFonts w:ascii="Times New Roman" w:hAnsi="Times New Roman"/>
+                <w:sz w:val="24"/>
+                <w:szCs w:val="24"/>
+              </w:rPr>
+              <w:t>, no qual a versão inicial funcional do aplicativo de consultas médicas será desenvolvida</w:t>
+            </w:r>
+            <w:r>
+              <w:rPr>
+                <w:rFonts w:ascii="Times New Roman" w:hAnsi="Times New Roman"/>
+                <w:sz w:val="24"/>
+                <w:szCs w:val="24"/>
+              </w:rPr>
+              <w:t xml:space="preserve"> e entregue.</w:t>
+            </w:r>
           </w:p>
         </w:tc>
       </w:tr>
@@ -1082,6 +1179,37 @@
               <w:t>Daily Scrum</w:t>
             </w:r>
           </w:p>
+          <w:p>
+            <w:pPr>
+              <w:spacing w:line="360" w:lineRule="auto"/>
+              <w:jc w:val="both"/>
+              <w:rPr>
+                <w:rFonts w:ascii="Times New Roman" w:hAnsi="Times New Roman"/>
+                <w:sz w:val="24"/>
+                <w:szCs w:val="24"/>
+              </w:rPr>
+            </w:pPr>
+          </w:p>
+          <w:p>
+            <w:pPr>
+              <w:spacing w:line="360" w:lineRule="auto"/>
+              <w:jc w:val="both"/>
+              <w:rPr>
+                <w:rFonts w:ascii="Times New Roman" w:hAnsi="Times New Roman"/>
+                <w:sz w:val="24"/>
+                <w:szCs w:val="24"/>
+              </w:rPr>
+            </w:pPr>
+            <w:r>
+              <w:rPr>
+                <w:rFonts w:ascii="Times New Roman" w:hAnsi="Times New Roman"/>
+                <w:sz w:val="24"/>
+                <w:szCs w:val="24"/>
+              </w:rPr>
+              <w:lastRenderedPageBreak/>
+              <w:t>Daily Scrum</w:t>
+            </w:r>
+          </w:p>
         </w:tc>
         <w:tc>
           <w:tcPr>
@@ -1097,6 +1225,32 @@
                 <w:szCs w:val="24"/>
               </w:rPr>
             </w:pPr>
+            <w:r>
+              <w:rPr>
+                <w:rFonts w:ascii="Times New Roman" w:hAnsi="Times New Roman"/>
+                <w:sz w:val="24"/>
+                <w:szCs w:val="24"/>
+              </w:rPr>
+              <w:lastRenderedPageBreak/>
+              <w:t xml:space="preserve">Reunião diária de 15 minutos para que o time de desenvolvimento alinhe o progresso do </w:t>
+            </w:r>
+            <w:r>
+              <w:rPr>
+                <w:rFonts w:ascii="Times New Roman" w:hAnsi="Times New Roman"/>
+                <w:sz w:val="24"/>
+                <w:szCs w:val="24"/>
+              </w:rPr>
+              <w:lastRenderedPageBreak/>
+              <w:t xml:space="preserve">trabalho, </w:t>
+            </w:r>
+            <w:r>
+              <w:rPr>
+                <w:rFonts w:ascii="Times New Roman" w:hAnsi="Times New Roman"/>
+                <w:sz w:val="24"/>
+                <w:szCs w:val="24"/>
+              </w:rPr>
+              <w:t>planeje o dia e identifique eventuais bloqueios no desenvolvimento.</w:t>
+            </w:r>
           </w:p>
         </w:tc>
       </w:tr>
@@ -1121,6 +1275,7 @@
                 <w:sz w:val="24"/>
                 <w:szCs w:val="24"/>
               </w:rPr>
+              <w:lastRenderedPageBreak/>
               <w:t>Sprint Review</w:t>
             </w:r>
           </w:p>
@@ -1139,6 +1294,22 @@
                 <w:szCs w:val="24"/>
               </w:rPr>
             </w:pPr>
+            <w:r>
+              <w:rPr>
+                <w:rFonts w:ascii="Times New Roman" w:hAnsi="Times New Roman"/>
+                <w:sz w:val="24"/>
+                <w:szCs w:val="24"/>
+              </w:rPr>
+              <w:t xml:space="preserve">Reunião ao final das 2 semanas de Sprint em que o time apresenta a versão inicial </w:t>
+            </w:r>
+            <w:r>
+              <w:rPr>
+                <w:rFonts w:ascii="Times New Roman" w:hAnsi="Times New Roman"/>
+                <w:sz w:val="24"/>
+                <w:szCs w:val="24"/>
+              </w:rPr>
+              <w:t>funcional do aplicativo aos stakeholders e usuários para coletar feedbacks.</w:t>
+            </w:r>
           </w:p>
         </w:tc>
       </w:tr>
@@ -1165,16 +1336,15 @@
               </w:rPr>
               <w:t xml:space="preserve">Sprint </w:t>
             </w:r>
-            <w:proofErr w:type="spellStart"/>
-            <w:r>
-              <w:rPr>
-                <w:rFonts w:ascii="Times New Roman" w:hAnsi="Times New Roman"/>
-                <w:sz w:val="24"/>
-                <w:szCs w:val="24"/>
+            <w:r>
+              <w:rPr>
+                <w:rFonts w:ascii="Times New Roman" w:hAnsi="Times New Roman"/>
+                <w:sz w:val="24"/>
+                <w:szCs w:val="24"/>
+                <w:lang w:val="en-US"/>
               </w:rPr>
               <w:t>Retrospective</w:t>
             </w:r>
-            <w:proofErr w:type="spellEnd"/>
           </w:p>
         </w:tc>
         <w:tc>
@@ -1191,6 +1361,30 @@
                 <w:szCs w:val="24"/>
               </w:rPr>
             </w:pPr>
+            <w:r>
+              <w:rPr>
+                <w:rFonts w:ascii="Times New Roman" w:hAnsi="Times New Roman"/>
+                <w:sz w:val="24"/>
+                <w:szCs w:val="24"/>
+              </w:rPr>
+              <w:t xml:space="preserve">Reunião realizada após a Sprint Review para que a equipe analise o processo de trabalho da Sprint encerrada e identifique melhorias contínuas para o próximo </w:t>
+            </w:r>
+            <w:r>
+              <w:rPr>
+                <w:rFonts w:ascii="Times New Roman" w:hAnsi="Times New Roman"/>
+                <w:sz w:val="24"/>
+                <w:szCs w:val="24"/>
+              </w:rPr>
+              <w:t>ciclo</w:t>
+            </w:r>
+            <w:r>
+              <w:rPr>
+                <w:rFonts w:ascii="Times New Roman" w:hAnsi="Times New Roman"/>
+                <w:sz w:val="24"/>
+                <w:szCs w:val="24"/>
+              </w:rPr>
+              <w:t>.</w:t>
+            </w:r>
           </w:p>
         </w:tc>
       </w:tr>
@@ -1233,6 +1427,22 @@
                 <w:szCs w:val="24"/>
               </w:rPr>
             </w:pPr>
+            <w:r>
+              <w:rPr>
+                <w:rFonts w:ascii="Times New Roman" w:hAnsi="Times New Roman"/>
+                <w:sz w:val="24"/>
+                <w:szCs w:val="24"/>
+              </w:rPr>
+              <w:t xml:space="preserve">Versão inicial funcional, testada e pronta para uso do </w:t>
+            </w:r>
+            <w:r>
+              <w:rPr>
+                <w:rFonts w:ascii="Times New Roman" w:hAnsi="Times New Roman"/>
+                <w:sz w:val="24"/>
+                <w:szCs w:val="24"/>
+              </w:rPr>
+              <w:t>aplicativo Conecta Saúde entregue ao término das 2 semanas da primeira Sprint.</w:t>
+            </w:r>
           </w:p>
         </w:tc>
       </w:tr>
@@ -1247,6 +1457,139 @@
           <w:szCs w:val="24"/>
         </w:rPr>
       </w:pPr>
+    </w:p>
+    <w:p>
+      <w:pPr>
+        <w:spacing w:line="360" w:lineRule="auto"/>
+        <w:jc w:val="both"/>
+        <w:rPr>
+          <w:rFonts w:ascii="Times New Roman" w:hAnsi="Times New Roman"/>
+          <w:sz w:val="24"/>
+          <w:szCs w:val="24"/>
+        </w:rPr>
+      </w:pPr>
+      <w:r>
+        <w:rPr>
+          <w:rFonts w:ascii="Times New Roman" w:hAnsi="Times New Roman"/>
+          <w:sz w:val="24"/>
+          <w:szCs w:val="24"/>
+        </w:rPr>
+        <w:t>A aplicação do Scrum no desenvolvimento do Conecta Saúde organiza a gestão do projeto ao integrar papéis, artefatos e eventos em um ciclo orientado a resultados</w:t>
+      </w:r>
+      <w:r>
+        <w:rPr>
+          <w:rFonts w:ascii="Times New Roman" w:hAnsi="Times New Roman"/>
+          <w:sz w:val="24"/>
+          <w:szCs w:val="24"/>
+        </w:rPr>
+        <w:t xml:space="preserve">. Os papéis do </w:t>
+      </w:r>
+      <w:r>
+        <w:rPr>
+          <w:rFonts w:ascii="Times New Roman" w:hAnsi="Times New Roman"/>
+          <w:sz w:val="24"/>
+          <w:szCs w:val="24"/>
+          <w:lang w:val="en-US"/>
+        </w:rPr>
+        <w:t>Product</w:t>
+      </w:r>
+      <w:r>
+        <w:rPr>
+          <w:rFonts w:ascii="Times New Roman" w:hAnsi="Times New Roman"/>
+          <w:sz w:val="24"/>
+          <w:szCs w:val="24"/>
+        </w:rPr>
+        <w:t xml:space="preserve"> </w:t>
+      </w:r>
+      <w:r>
+        <w:rPr>
+          <w:rFonts w:ascii="Times New Roman" w:hAnsi="Times New Roman"/>
+          <w:sz w:val="24"/>
+          <w:szCs w:val="24"/>
+          <w:lang w:val="en-US"/>
+        </w:rPr>
+        <w:t>Owner</w:t>
+      </w:r>
+      <w:r>
+        <w:rPr>
+          <w:rFonts w:ascii="Times New Roman" w:hAnsi="Times New Roman"/>
+          <w:sz w:val="24"/>
+          <w:szCs w:val="24"/>
+        </w:rPr>
+        <w:t xml:space="preserve">, Scrum Master e Time de Desenvolvimento asseguram liderança clara, </w:t>
+      </w:r>
+      <w:r>
+        <w:rPr>
+          <w:rFonts w:ascii="Times New Roman" w:hAnsi="Times New Roman"/>
+          <w:sz w:val="24"/>
+          <w:szCs w:val="24"/>
+        </w:rPr>
+        <w:t xml:space="preserve">facilitação contínua e </w:t>
+      </w:r>
+      <w:r>
+        <w:rPr>
+          <w:rFonts w:ascii="Times New Roman" w:hAnsi="Times New Roman"/>
+          <w:sz w:val="24"/>
+          <w:szCs w:val="24"/>
+        </w:rPr>
+        <w:t>disciplina na execução.</w:t>
+      </w:r>
+      <w:r>
+        <w:rPr>
+          <w:rFonts w:ascii="Times New Roman" w:hAnsi="Times New Roman"/>
+          <w:sz w:val="24"/>
+          <w:szCs w:val="24"/>
+        </w:rPr>
+        <w:t xml:space="preserve"> Artefatos como o Backlog do Produto e o da Sprint garantem transparência</w:t>
+      </w:r>
+      <w:r>
+        <w:rPr>
+          <w:rFonts w:ascii="Times New Roman" w:hAnsi="Times New Roman"/>
+          <w:sz w:val="24"/>
+          <w:szCs w:val="24"/>
+        </w:rPr>
+        <w:t xml:space="preserve"> às prioridades e metas estabelecidas. Por meio dos eventos – Sprint, Daily, Review e Retrospectiva</w:t>
+      </w:r>
+      <w:r>
+        <w:rPr>
+          <w:rFonts w:ascii="Times New Roman" w:hAnsi="Times New Roman"/>
+          <w:sz w:val="24"/>
+          <w:szCs w:val="24"/>
+        </w:rPr>
+        <w:t xml:space="preserve"> </w:t>
+      </w:r>
+      <w:r>
+        <w:rPr>
+          <w:rFonts w:ascii="Times New Roman" w:hAnsi="Times New Roman"/>
+          <w:sz w:val="24"/>
+          <w:szCs w:val="24"/>
+        </w:rPr>
+        <w:t>–</w:t>
+      </w:r>
+      <w:r>
+        <w:rPr>
+          <w:rFonts w:ascii="Times New Roman" w:hAnsi="Times New Roman"/>
+          <w:sz w:val="24"/>
+          <w:szCs w:val="24"/>
+        </w:rPr>
+        <w:t>, a equipe mantém</w:t>
+      </w:r>
+      <w:r>
+        <w:rPr>
+          <w:rFonts w:ascii="Times New Roman" w:hAnsi="Times New Roman"/>
+          <w:sz w:val="24"/>
+          <w:szCs w:val="24"/>
+        </w:rPr>
+        <w:t xml:space="preserve"> o alinhamento constante, promove a colaboração e adapta rapidamente os rumos com base em feedbacks reais. Esse fluxo possibilita entregas </w:t>
+      </w:r>
+      <w:r>
+        <w:rPr>
+          <w:rFonts w:ascii="Times New Roman" w:hAnsi="Times New Roman"/>
+          <w:sz w:val="24"/>
+          <w:szCs w:val="24"/>
+        </w:rPr>
+        <w:t>incrementais frequentes e testadas a cada duas semanas, assegurando a contínua geração de valor aos usuários do aplicativo.</w:t>
+      </w:r>
     </w:p>
     <w:p>
       <w:pPr>
@@ -1306,9 +1649,144 @@
           <w:szCs w:val="24"/>
         </w:rPr>
       </w:pPr>
+      <w:r>
+        <w:rPr>
+          <w:rFonts w:ascii="Times New Roman" w:hAnsi="Times New Roman"/>
+          <w:sz w:val="24"/>
+          <w:szCs w:val="24"/>
+          <w:lang w:val="en-US"/>
+        </w:rPr>
+        <w:t>SCHWABER, Ken; SUTHERLAND, Jeff.</w:t>
+      </w:r>
+      <w:r>
+        <w:rPr>
+          <w:rFonts w:ascii="Times New Roman" w:hAnsi="Times New Roman"/>
+          <w:b/>
+          <w:bCs/>
+          <w:sz w:val="24"/>
+          <w:szCs w:val="24"/>
+          <w:lang w:val="en-US"/>
+        </w:rPr>
+        <w:t xml:space="preserve"> </w:t>
+      </w:r>
+      <w:r>
+        <w:rPr>
+          <w:rFonts w:ascii="Times New Roman" w:hAnsi="Times New Roman"/>
+          <w:b/>
+          <w:bCs/>
+          <w:sz w:val="24"/>
+          <w:szCs w:val="24"/>
+        </w:rPr>
+        <w:t>O</w:t>
+      </w:r>
+      <w:r>
+        <w:rPr>
+          <w:rFonts w:ascii="Times New Roman" w:hAnsi="Times New Roman"/>
+          <w:b/>
+          <w:bCs/>
+          <w:sz w:val="24"/>
+          <w:szCs w:val="24"/>
+        </w:rPr>
+        <w:t xml:space="preserve"> Guia do Scrum</w:t>
+      </w:r>
+      <w:r>
+        <w:rPr>
+          <w:rFonts w:ascii="Times New Roman" w:hAnsi="Times New Roman"/>
+          <w:sz w:val="24"/>
+          <w:szCs w:val="24"/>
+        </w:rPr>
+        <w:t xml:space="preserve">: As </w:t>
+      </w:r>
+      <w:r>
+        <w:rPr>
+          <w:rFonts w:ascii="Times New Roman" w:hAnsi="Times New Roman"/>
+          <w:sz w:val="24"/>
+          <w:szCs w:val="24"/>
+        </w:rPr>
+        <w:t>Regras do Scrum.</w:t>
+      </w:r>
+      <w:r>
+        <w:rPr>
+          <w:rFonts w:ascii="Times New Roman" w:hAnsi="Times New Roman"/>
+          <w:sz w:val="24"/>
+          <w:szCs w:val="24"/>
+        </w:rPr>
+        <w:t xml:space="preserve"> Scrum.org, 2020. Disponível em: </w:t>
+      </w:r>
+      <w:hyperlink r:id="rId7" w:history="1">
+        <w:r>
+          <w:rPr>
+            <w:rStyle w:val="Hyperlink"/>
+            <w:rFonts w:ascii="Times New Roman" w:hAnsi="Times New Roman"/>
+            <w:sz w:val="24"/>
+            <w:szCs w:val="24"/>
+          </w:rPr>
+          <w:t>https://scrumguides.org</w:t>
+        </w:r>
+      </w:hyperlink>
+      <w:r>
+        <w:rPr>
+          <w:rFonts w:ascii="Times New Roman" w:hAnsi="Times New Roman"/>
+          <w:sz w:val="24"/>
+          <w:szCs w:val="24"/>
+        </w:rPr>
+        <w:t>. Acesso em: 17 set</w:t>
+      </w:r>
+      <w:r>
+        <w:rPr>
+          <w:rFonts w:ascii="Times New Roman" w:hAnsi="Times New Roman"/>
+          <w:sz w:val="24"/>
+          <w:szCs w:val="24"/>
+        </w:rPr>
+        <w:t>. 2026.</w:t>
+      </w:r>
+    </w:p>
+    <w:p>
+      <w:pPr>
+        <w:pStyle w:val="PargrafodaLista"/>
+        <w:numPr>
+          <w:ilvl w:val="0"/>
+          <w:numId w:val="2"/>
+        </w:numPr>
+        <w:spacing w:line="360" w:lineRule="auto"/>
+        <w:jc w:val="both"/>
+        <w:rPr>
+          <w:rFonts w:ascii="Times New Roman" w:hAnsi="Times New Roman"/>
+          <w:b/>
+          <w:bCs/>
+          <w:sz w:val="24"/>
+          <w:szCs w:val="24"/>
+        </w:rPr>
+      </w:pPr>
+      <w:r>
+        <w:rPr>
+          <w:rFonts w:ascii="Times New Roman" w:hAnsi="Times New Roman"/>
+          <w:sz w:val="24"/>
+          <w:szCs w:val="24"/>
+        </w:rPr>
+        <w:t xml:space="preserve">UNICESUMAR – Centro Universitário UniCesumar. </w:t>
+      </w:r>
+      <w:r>
+        <w:rPr>
+          <w:rFonts w:ascii="Times New Roman" w:hAnsi="Times New Roman"/>
+          <w:b/>
+          <w:bCs/>
+          <w:sz w:val="24"/>
+          <w:szCs w:val="24"/>
+        </w:rPr>
+        <w:t>Engenharia de Software</w:t>
+      </w:r>
+      <w:r>
+        <w:rPr>
+          <w:rFonts w:ascii="Times New Roman" w:hAnsi="Times New Roman"/>
+          <w:sz w:val="24"/>
+          <w:szCs w:val="24"/>
+        </w:rPr>
+        <w:t>. Maringá: UniCesumar, 2026.</w:t>
+      </w:r>
     </w:p>
     <w:sectPr>
-      <w:headerReference w:type="default" r:id="rId7"/>
+      <w:headerReference w:type="default" r:id="rId8"/>
       <w:pgSz w:w="11909" w:h="16834"/>
       <w:pgMar w:top="1440" w:right="1440" w:bottom="1440" w:left="1440" w:header="720" w:footer="720" w:gutter="0"/>
       <w:pgNumType w:start="1"/>
@@ -2145,7 +2623,6 @@
   <w:style w:type="character" w:default="1" w:styleId="Fontepargpadro">
     <w:name w:val="Default Paragraph Font"/>
     <w:uiPriority w:val="1"/>
-    <w:semiHidden/>
     <w:unhideWhenUsed/>
   </w:style>
   <w:style w:type="table" w:default="1" w:styleId="Tabelanormal">
@@ -2277,6 +2754,27 @@
     </w:pPr>
     <w:rPr>
       <w:szCs w:val="28"/>
+    </w:rPr>
+  </w:style>
+  <w:style w:type="character" w:styleId="Hyperlink">
+    <w:name w:val="Hyperlink"/>
+    <w:basedOn w:val="Fontepargpadro"/>
+    <w:uiPriority w:val="99"/>
+    <w:unhideWhenUsed/>
+    <w:rsid w:val="00AA2576"/>
+    <w:rPr>
+      <w:color w:val="0000FF" w:themeColor="hyperlink"/>
+      <w:u w:val="single"/>
+    </w:rPr>
+  </w:style>
+  <w:style w:type="character" w:styleId="MenoPendente">
+    <w:name w:val="Unresolved Mention"/>
+    <w:basedOn w:val="Fontepargpadro"/>
+    <w:uiPriority w:val="99"/>
+    <w:rsid w:val="00AA2576"/>
+    <w:rPr>
+      <w:color w:val="605E5C"/>
+      <w:shd w:val="clear" w:color="auto" w:fill="E1DFDD"/>
     </w:rPr>
   </w:style>
 </w:styles>
